--- a/daily-reports/2026-10-04/report.docx
+++ b/daily-reports/2026-10-04/report.docx
@@ -28,28 +28,28 @@
         <w:pStyle w:val="Heading2"/>
       </w:pPr>
       <w:r>
-        <w:t>1. KKKKhazix/AIHOT  ⭐ 5,527</w:t>
+        <w:t>1. KKKKhazix/AIHOT  ⭐ 5,535</w:t>
       </w:r>
     </w:p>
     <w:p>
       <w:r>
-        <w:t>语言：TypeScript ｜ Stars：5,527 ｜ Forks：1,444</w:t>
+        <w:t>语言：TypeScript ｜ Stars：5,535 ｜ Forks：1,447</w:t>
         <w:br/>
       </w:r>
       <w:r>
-        <w:t>这是什么：这是一个能自动帮你搜集行业热点并生成日报的网站框架。你只需要把信息来源和筛选标准换成自己关注的领域，它就能变成你的专属热点站。</w:t>
+        <w:t>这是什么：这是一个能自动帮你搜集行业热点并生成日报的网站框架。你只需要把信息来源和筛选标准换成自己的，它就能变成你的专属行业热点站。</w:t>
         <w:br/>
       </w:r>
       <w:r>
-        <w:t>能用来做什么：适合用来搭建个人或团队的行业资讯站，自动追踪新闻、生成每日摘要，节省手动收集信息的时间。</w:t>
+        <w:t>能用来做什么：适合用来快速搭建一个自动追踪某个领域最新动态的网站，比如科技、金融或游戏行业的热点汇总。</w:t>
         <w:br/>
       </w:r>
       <w:r>
-        <w:t>适用领域：新闻聚合、行业情报、内容运营、自媒体</w:t>
+        <w:t>适用领域：新闻聚合、行业情报、内容运营、网站开发</w:t>
         <w:br/>
       </w:r>
       <w:r>
-        <w:t>对新手有什么帮助：如果你对某个领域感兴趣，可以用它快速搭建一个自动更新的热点网站，无需从零写代码，还能学习如何整合AI和网站开发。</w:t>
+        <w:t>对新手有什么帮助：如果你对网站开发感兴趣，这个项目能让你学习如何用代码自动抓取和展示信息，即使零基础也能跟着文档尝试。</w:t>
         <w:br/>
       </w:r>
       <w:r>
@@ -61,28 +61,28 @@
         <w:pStyle w:val="Heading2"/>
       </w:pPr>
       <w:r>
-        <w:t>2. rehan-remade/universal-modder  ⭐ 2,714</w:t>
+        <w:t>2. rehan-remade/universal-modder  ⭐ 2,723</w:t>
       </w:r>
     </w:p>
     <w:p>
       <w:r>
-        <w:t>语言：Python ｜ Stars：2,714 ｜ Forks：239</w:t>
+        <w:t>语言：Python ｜ Stars：2,723 ｜ Forks：239</w:t>
         <w:br/>
       </w:r>
       <w:r>
-        <w:t>这是什么：这是一个让AI助手Claude帮你修改几乎任何电脑游戏模组的工具包。它提供了侦察、逆向工程、AI生成美术/3D/音效、游戏内测试和展示视频等一系列功能。</w:t>
+        <w:t>这是什么：这个项目让AI助手Claude能够帮你修改几乎任何电脑游戏。它提供了一套工具，可以分析游戏文件、生成美术资源，甚至测试修改效果。</w:t>
         <w:br/>
       </w:r>
       <w:r>
-        <w:t>能用来做什么：适合游戏爱好者或模组开发者，用来快速创建或修改游戏模组，比如添加新角色、武器或关卡。</w:t>
+        <w:t>能用来做什么：你可以用它来给游戏添加新角色、新道具，或者调整游戏难度，适合喜欢折腾游戏的玩家。</w:t>
         <w:br/>
       </w:r>
       <w:r>
-        <w:t>适用领域：游戏开发、模组制作、逆向工程、AI生成内容</w:t>
+        <w:t>适用领域：游戏开发、逆向工程、AI应用、数字艺术</w:t>
         <w:br/>
       </w:r>
       <w:r>
-        <w:t>对新手有什么帮助：即使你不会编程，也能借助AI的力量尝试游戏模组制作，体验从创意到实现的完整过程，是学习游戏修改和AI应用的好起点。</w:t>
+        <w:t>对新手有什么帮助：对游戏修改感兴趣的新手，可以通过这个项目了解游戏模组制作的基本流程，并借助AI降低技术门槛。</w:t>
         <w:br/>
       </w:r>
       <w:r>
@@ -94,28 +94,28 @@
         <w:pStyle w:val="Heading2"/>
       </w:pPr>
       <w:r>
-        <w:t>3. CopilotKit/OpenDots  ⭐ 2,702</w:t>
+        <w:t>3. CopilotKit/OpenDots  ⭐ 2,717</w:t>
       </w:r>
     </w:p>
     <w:p>
       <w:r>
-        <w:t>语言：TypeScript ｜ Stars：2,702 ｜ Forks：337</w:t>
+        <w:t>语言：TypeScript ｜ Stars：2,717 ｜ Forks：339</w:t>
         <w:br/>
       </w:r>
       <w:r>
-        <w:t>这是什么：这是一个永远在线的AI同事，可以在文本聊天、电话和Slack之间自由切换，帮你处理各种任务。</w:t>
+        <w:t>这是什么：这是一个AI同事系统，它们可以一直在后台工作，并在短信、电话和Slack等不同聊天工具之间切换。你可以把它看作一群随时待命的智能助手。</w:t>
         <w:br/>
       </w:r>
       <w:r>
-        <w:t>能用来做什么：适合团队协作场景，比如自动回复消息、安排会议、提供信息查询等，让AI成为团队的一员。</w:t>
+        <w:t>能用来做什么：适合团队协作场景，比如自动回复客户消息、安排会议，或者在不同平台间同步信息。</w:t>
         <w:br/>
       </w:r>
       <w:r>
-        <w:t>适用领域：团队协作、办公自动化、客户服务、AI助手</w:t>
+        <w:t>适用领域：企业协作、客户服务、办公自动化、AI助手</w:t>
         <w:br/>
       </w:r>
       <w:r>
-        <w:t>对新手有什么帮助：对于新手来说，可以了解如何将AI集成到日常沟通工具中，提升工作效率，同时学习AI代理的基本概念。</w:t>
+        <w:t>对新手有什么帮助：如果你想了解AI如何融入日常办公，这个项目展示了多平台AI助手的实现方式，对学习AI应用开发很有帮助。</w:t>
         <w:br/>
       </w:r>
       <w:r>
@@ -136,19 +136,19 @@
         <w:br/>
       </w:r>
       <w:r>
-        <w:t>这是什么：这是一个开源的网页AI代理，它拥有自己的浏览器，可以自动浏览网页且不会被网站屏蔽。</w:t>
+        <w:t>这是什么：这是一个开源的网页AI代理，它自带浏览器，可以模拟人的操作去访问网站，而且不容易被网站屏蔽。</w:t>
         <w:br/>
       </w:r>
       <w:r>
-        <w:t>能用来做什么：适合需要自动化网页操作的任务，比如数据抓取、自动填表、监控网站变化等。</w:t>
+        <w:t>能用来做什么：可以用来自动抓取网页数据、填写表单，或者执行重复的网页任务，比如监控价格变化。</w:t>
         <w:br/>
       </w:r>
       <w:r>
-        <w:t>适用领域：网页自动化、数据采集、爬虫、AI代理</w:t>
+        <w:t>适用领域：网页自动化、数据采集、AI代理、爬虫开发</w:t>
         <w:br/>
       </w:r>
       <w:r>
-        <w:t>对新手有什么帮助：如果你想学习如何让AI自动操作浏览器，这个项目提供了很好的示例，可以帮助你理解自动化流程和反屏蔽技术。</w:t>
+        <w:t>对新手有什么帮助：对于想学习网页自动化和AI代理的新手，这个项目提供了完整的代码示例，能帮你理解如何让AI控制浏览器。</w:t>
         <w:br/>
       </w:r>
       <w:r>
@@ -160,28 +160,28 @@
         <w:pStyle w:val="Heading2"/>
       </w:pPr>
       <w:r>
-        <w:t>5. wy51ai/floorplan-3d  ⭐ 1,368</w:t>
+        <w:t>5. wy51ai/floorplan-3d  ⭐ 1,367</w:t>
       </w:r>
     </w:p>
     <w:p>
       <w:r>
-        <w:t>语言：HTML ｜ Stars：1,368 ｜ Forks：282</w:t>
+        <w:t>语言：HTML ｜ Stars：1,367 ｜ Forks：282</w:t>
         <w:br/>
       </w:r>
       <w:r>
-        <w:t>这是什么：这是一个将平面户型图转换成3D模型的工具，让你直观地看到房屋的立体布局。</w:t>
+        <w:t>这是什么：这是一个用HTML做的3D户型图展示项目，可以把平面的房屋设计图变成可以旋转查看的3D模型。</w:t>
         <w:br/>
       </w:r>
       <w:r>
-        <w:t>能用来做什么：适合房产展示、室内设计、装修规划等场景，快速生成3D效果图。</w:t>
+        <w:t>能用来做什么：适合房地产展示、室内设计预览，或者自己装修前看看效果。</w:t>
         <w:br/>
       </w:r>
       <w:r>
-        <w:t>适用领域：房地产、室内设计、建筑可视化、3D建模</w:t>
+        <w:t>适用领域：房地产、室内设计、3D可视化、网页开发</w:t>
         <w:br/>
       </w:r>
       <w:r>
-        <w:t>对新手有什么帮助：对于装修小白或房产爱好者，可以轻松把户型图变成立体模型，帮助理解空间结构，也是学习3D可视化的入门项目。</w:t>
+        <w:t>对新手有什么帮助：如果你对3D网页开发感兴趣，这个项目能让你学习如何用HTML和JavaScript创建简单的3D场景，零基础也能上手。</w:t>
         <w:br/>
       </w:r>
       <w:r>
@@ -212,7 +212,7 @@
         <w:t>Aleph Alpha Kolibri: How the sovereign German LLM works</w:t>
       </w:r>
       <w:r>
-        <w:t>（👍 410）</w:t>
+        <w:t>（👍 412）</w:t>
       </w:r>
       <w:r>
         <w:br/>
@@ -220,7 +220,7 @@
       </w:r>
       <w:r>
         <w:br/>
-        <w:t>摘要：介绍德国主权大语言模型 Aleph Alpha Kolibri 的技术原理与设计思路，强调其在数据主权和合规性上的定位，对关注欧洲自主 AI 能力的读者有参考价值。</w:t>
+        <w:t>摘要：Aleph Alpha 发布 Kolibri，这是一款主打“主权 AI”的德国大语言模型，强调数据与模型自主可控，值得关注欧洲在 AI 主权与合规路线上的技术进展。</w:t>
       </w:r>
     </w:p>
     <w:p>
@@ -239,7 +239,7 @@
       </w:r>
       <w:r>
         <w:br/>
-        <w:t>摘要：OpenAI 安全负责人离职并公开批评公司文化“已崩坏”，反映前沿 AI 实验室在安全治理与商业化之间的张力，引发对 AI 安全承诺可信度的讨论。</w:t>
+        <w:t>摘要：OpenAI 安全负责人离职并公开批评公司文化“已崩坏”，凸显头部 AI 实验室在安全治理与商业化之间的紧张关系，可能影响外界对其安全承诺的信任。</w:t>
       </w:r>
     </w:p>
     <w:p>
@@ -263,7 +263,7 @@
       </w:r>
       <w:r>
         <w:br/>
-        <w:t>摘要：DeepSeek 弹性计算团队大规模扩招，尤其急需资深工程师，显示其正加大算力基础设施投入，也侧面反映国产大模型竞争进入拼工程与算力阶段。</w:t>
+        <w:t>摘要：DeepSeek 弹性计算团队大规模扩招，尤其急招资深工程师，显示其在算力调度与基础设施上持续加码，反映国产大模型公司对工程能力的重视。</w:t>
       </w:r>
     </w:p>
     <w:p>
@@ -287,7 +287,7 @@
       </w:r>
       <w:r>
         <w:br/>
-        <w:t>摘要：Fable 5.5 突然上线并发布全网首测，号称接近“真超级智能”，值得关注其实际能力表现及是否代表新一轮模型能力跃升。</w:t>
+        <w:t>摘要：Fable 5.5 突然上线并号称“真超级智能”，相关首测引发关注，但此类宣传需谨慎看待，重点在于其实际能力与评测表现是否经得起验证。</w:t>
       </w:r>
     </w:p>
     <w:sectPr>
